--- a/tailored_resumes_daily_20261025_210622/Amazon_Sr_Data_Scientist_OTS_-_D_4466755156/VipulSapra_Resume.docx
+++ b/tailored_resumes_daily_20261025_210622/Amazon_Sr_Data_Scientist_OTS_-_D_4466755156/VipulSapra_Resume.docx
@@ -24,7 +24,7 @@
   <Characters>4097</Characters>
   <Lines>27</Lines>
   <Paragraphs>7</Paragraphs>
-  <TotalTime>17</TotalTime>
+  <TotalTime>0</TotalTime>
   <ScaleCrop>false</ScaleCrop>
   <LinksUpToDate>false</LinksUpToDate>
   <CharactersWithSpaces>5504</CharactersWithSpaces>
@@ -39,7 +39,7 @@
   <dc:creator>Sapra, Vipul (sapravl)</dc:creator>
   <cp:lastModifiedBy>vpsap</cp:lastModifiedBy>
   <cp:lastPrinted>2023-02-17T02:26:00Z</cp:lastPrinted>
-  <dcterms:modified xsi:type="dcterms:W3CDTF">2026-10-29T01:44:46Z</dcterms:modified>
+  <dcterms:modified xsi:type="dcterms:W3CDTF">2026-10-29T01:44:03Z</dcterms:modified>
   <cp:revision>115</cp:revision>
 </cp:coreProperties>
 </file>
@@ -67,17 +67,18 @@
         <w:ind w:left="1010" w:right="1007"/>
         <w:jc w:val="center"/>
         <w:rPr>
+          <w:rStyle w:val="6"/>
+        </w:rPr>
+      </w:pPr>
+      <w:r>
+        <w:rPr>
           <w:b/>
           <w:sz w:val="36"/>
         </w:rPr>
-      </w:pPr>
-      <w:r>
-        <w:rPr>
-          <w:b/>
-          <w:sz w:val="36"/>
-        </w:rPr>
         <w:t>Vipul Sapra</w:t>
       </w:r>
+      <w:bookmarkStart w:id="0" w:name="_GoBack"/>
+      <w:bookmarkEnd w:id="0"/>
     </w:p>
     <w:p>
       <w:pPr>
@@ -85,36 +86,12 @@
         <w:spacing w:line="292" w:lineRule="exact"/>
         <w:ind w:right="1011"/>
         <w:jc w:val="center"/>
-      </w:pPr>
-      <w:r>
-        <w:rPr>
-          <w:rFonts w:hint="default"/>
-          <w:lang w:val="en-US"/>
-        </w:rPr>
-        <w:t>Kharghar</w:t>
-      </w:r>
-      <w:r>
-        <w:t xml:space="preserve">, </w:t>
-      </w:r>
-      <w:r>
-        <w:rPr>
-          <w:rFonts w:hint="default"/>
-          <w:lang w:val="en-US"/>
-        </w:rPr>
-        <w:t>Navi Mumbai</w:t>
-      </w:r>
-      <w:r>
-        <w:t xml:space="preserve"> | </w:t>
-      </w:r>
-      <w:r>
-        <w:rPr>
-          <w:rFonts w:hint="default"/>
-          <w:lang w:val="en-US"/>
-        </w:rPr>
-        <w:t>8888-033-168</w:t>
-      </w:r>
-      <w:r>
-        <w:t xml:space="preserve"> |</w:t>
+        <w:rPr>
+          <w:rStyle w:val="6"/>
+        </w:rPr>
+      </w:pPr>
+      <w:r>
+        <w:t>Charlotte, North Carolina | 513-693-6897 |</w:t>
       </w:r>
       <w:r>
         <w:rPr>
@@ -609,7 +586,7 @@
       <w:r>
         <w:rPr>
         </w:rPr>
-        <w:t xml:space="preserve">Predictive Modeling, Incident Volume Prediction, Capacity Planning, Workforce Demand Modeling, Severity Classification, Intelligent Triaging, Anomaly Detection, Time-Series Forecasting (SARIMA), Dimensional Data Modeling, Star/Snowflake Schemas, Slowly Changing Dimensions (SCD Type 1/2), Statistical Modeling, Experimental Design, Data Quality Auditing, Agentic AI, Generative AI, Root Cause Analysis (RCA)</w:t>
+        <w:t xml:space="preserve">Predictive Modeling, Time-Series Forecasting (SARIMA), Autonomous Machine Learning, Anomaly Detection, Agentic AI &amp; Prompt Orchestration, Generative AI &amp; LLMs, Capacity Planning &amp; Workforce Optimization, Distributed Data Pipelines, Dimensional Modeling, Automated Testing &amp; QA, Data Governance &amp; Lineage.</w:t>
       </w:r>
     </w:p>
     <w:p>
@@ -622,141 +599,14 @@
       </w:pPr>
       <w:r>
         <w:rPr>
-          <w:b/>
-        </w:rPr>
-        <w:t xml:space="preserve">Programming Languages and Tools: </w:t>
-      </w:r>
-      <w:r>
-        <w:rPr>
-          <w:rFonts w:hint="default" w:asciiTheme="minorHAnsi" w:hAnsiTheme="minorHAnsi" w:cstheme="minorHAnsi"/>
-          <w:lang w:val="en-US"/>
-        </w:rPr>
-        <w:t xml:space="preserve">Agentic AI powered KIRO IDE, </w:t>
-      </w:r>
-      <w:r>
-        <w:rPr>
-          <w:rFonts w:asciiTheme="minorHAnsi" w:hAnsiTheme="minorHAnsi" w:cstheme="minorHAnsi"/>
-        </w:rPr>
-        <w:t xml:space="preserve">SQL, Python, </w:t>
-      </w:r>
-      <w:r>
-        <w:rPr>
-          <w:rFonts w:asciiTheme="minorHAnsi" w:hAnsiTheme="minorHAnsi" w:eastAsiaTheme="minorHAnsi" w:cstheme="minorHAnsi"/>
-          <w:lang w:bidi="ar-SA"/>
-        </w:rPr>
-        <w:t>UNIX Shell Scripting,</w:t>
-      </w:r>
-      <w:r>
-        <w:rPr>
-          <w:rFonts w:asciiTheme="minorHAnsi" w:hAnsiTheme="minorHAnsi" w:cstheme="minorHAnsi"/>
-        </w:rPr>
-        <w:t xml:space="preserve"> Redshift, </w:t>
-      </w:r>
-      <w:r>
-        <w:rPr>
-          <w:rFonts w:asciiTheme="minorHAnsi" w:hAnsiTheme="minorHAnsi" w:eastAsiaTheme="minorHAnsi" w:cstheme="minorHAnsi"/>
-          <w:lang w:bidi="ar-SA"/>
-        </w:rPr>
-        <w:t>Teradata,</w:t>
-      </w:r>
-      <w:r>
-        <w:rPr>
-          <w:rFonts w:asciiTheme="minorHAnsi" w:hAnsiTheme="minorHAnsi" w:cstheme="minorHAnsi"/>
-        </w:rPr>
-        <w:t xml:space="preserve"> Snowflake,</w:t>
-      </w:r>
-      <w:r>
-        <w:rPr>
-          <w:rFonts w:hint="default" w:asciiTheme="minorHAnsi" w:hAnsiTheme="minorHAnsi" w:cstheme="minorHAnsi"/>
-          <w:lang w:val="en-US"/>
-        </w:rPr>
-        <w:t xml:space="preserve"> </w:t>
-      </w:r>
-      <w:r>
-        <w:rPr>
-          <w:rFonts w:asciiTheme="minorHAnsi" w:hAnsiTheme="minorHAnsi" w:cstheme="minorHAnsi"/>
-        </w:rPr>
-        <w:t>Apache Spark, Hadoop</w:t>
-      </w:r>
-      <w:r>
-        <w:rPr>
-          <w:rFonts w:hint="default" w:asciiTheme="minorHAnsi" w:hAnsiTheme="minorHAnsi" w:cstheme="minorHAnsi"/>
-          <w:lang w:val="en-US"/>
-        </w:rPr>
-        <w:t xml:space="preserve">, </w:t>
-      </w:r>
-      <w:r>
-        <w:rPr>
-          <w:rFonts w:asciiTheme="minorHAnsi" w:hAnsiTheme="minorHAnsi" w:cstheme="minorHAnsi"/>
-        </w:rPr>
-        <w:t>MSTR, Tableau,</w:t>
-      </w:r>
-      <w:r>
-        <w:rPr>
-          <w:rFonts w:hint="default" w:asciiTheme="minorHAnsi" w:hAnsiTheme="minorHAnsi" w:cstheme="minorHAnsi"/>
-          <w:lang w:val="en-US"/>
-        </w:rPr>
-        <w:t xml:space="preserve"> </w:t>
-      </w:r>
-      <w:r>
-        <w:rPr>
-          <w:rFonts w:asciiTheme="minorHAnsi" w:hAnsiTheme="minorHAnsi" w:cstheme="minorHAnsi"/>
-        </w:rPr>
-        <w:t>TensorFlow, Keras, XGBoost, Scikit-Learn</w:t>
-      </w:r>
-      <w:r>
-        <w:rPr>
-          <w:rFonts w:hint="default" w:asciiTheme="minorHAnsi" w:hAnsiTheme="minorHAnsi" w:cstheme="minorHAnsi"/>
-          <w:lang w:val="en-US"/>
-        </w:rPr>
-        <w:t>,</w:t>
-      </w:r>
-      <w:r>
-        <w:rPr>
-          <w:rFonts w:asciiTheme="minorHAnsi" w:hAnsiTheme="minorHAnsi" w:cstheme="minorHAnsi"/>
-        </w:rPr>
-        <w:t xml:space="preserve"> JIRA, </w:t>
-      </w:r>
-      <w:r>
-        <w:rPr>
-          <w:rFonts w:asciiTheme="minorHAnsi" w:hAnsiTheme="minorHAnsi" w:cstheme="minorHAnsi"/>
-          <w:bCs/>
-        </w:rPr>
-        <w:t>Collibra</w:t>
-      </w:r>
-      <w:r>
-        <w:rPr>
-          <w:rFonts w:hint="default" w:asciiTheme="minorHAnsi" w:hAnsiTheme="minorHAnsi" w:cstheme="minorHAnsi"/>
-          <w:bCs/>
-          <w:lang w:val="en-US"/>
-        </w:rPr>
-        <w:t xml:space="preserve">, </w:t>
-      </w:r>
-      <w:r>
-        <w:rPr>
-          <w:rFonts w:asciiTheme="minorHAnsi" w:hAnsiTheme="minorHAnsi" w:cstheme="minorHAnsi"/>
-        </w:rPr>
-        <w:t>One Automation,</w:t>
-      </w:r>
-      <w:r>
-        <w:rPr>
-          <w:rFonts w:hint="default" w:asciiTheme="minorHAnsi" w:hAnsiTheme="minorHAnsi" w:cstheme="minorHAnsi"/>
-          <w:lang w:val="en-US"/>
-        </w:rPr>
-        <w:t xml:space="preserve"> Airflow, </w:t>
-      </w:r>
-      <w:r>
-        <w:rPr>
-          <w:rFonts w:asciiTheme="minorHAnsi" w:hAnsiTheme="minorHAnsi" w:cstheme="minorHAnsi"/>
-        </w:rPr>
-        <w:t>Microsoft Excel</w:t>
-      </w:r>
-      <w:r>
-        <w:rPr>
-          <w:rFonts w:hint="default" w:asciiTheme="minorHAnsi" w:hAnsiTheme="minorHAnsi" w:cstheme="minorHAnsi"/>
-          <w:lang w:val="en-US"/>
-        </w:rPr>
-        <w:t>.</w:t>
+          <w:b xmlns:w="http://schemas.openxmlformats.org/wordprocessingml/2006/main"/>
+        </w:rPr>
+        <w:t>Programming Languages and Tools: </w:t>
+      </w:r>
+      <w:r>
+        <w:rPr>
+        </w:rPr>
+        <w:t xml:space="preserve">Python, SQL, R, XGBoost, Scikit-Learn, Random Forests, SARIMA, AWS (S3, Redshift, SageMaker, Lambda, Glue), Azure (ADF, Databricks, Synapse, Azure SQL), Snowflake, Apache Spark, PySpark, Power BI, Tableau, Collibra, KIRO IDE, GitHub Copilot.</w:t>
       </w:r>
     </w:p>
     <w:p>
@@ -941,7 +791,7 @@
           <w:bCs/>
           <w:lang w:val="en-US" w:bidi="ar-SA"/>
         </w:rPr>
-        <w:t xml:space="preserve">Senior Data Scientist, IT Operations &amp; Capacity Planning &amp; AI Engineer </w:t>
+        <w:t xml:space="preserve">Senior Data Scientist &amp; AI Solutions Lead </w:t>
       </w:r>
       <w:r>
         <w:rPr>
@@ -1026,53 +876,22 @@
       </w:pPr>
       <w:r>
         <w:rPr>
-          <w:rFonts w:hint="default" w:ascii="Calibri" w:hAnsi="Calibri" w:cs="Calibri"/>
-          <w:b/>
-          <w:bCs/>
-          <w:sz w:val="22"/>
-          <w:szCs w:val="22"/>
-        </w:rPr>
-        <w:t>Engineered an enterprise AI-driven reporting platform</w:t>
-      </w:r>
-      <w:r>
-        <w:rPr>
-          <w:rFonts w:hint="default" w:ascii="Calibri" w:hAnsi="Calibri" w:cs="Calibri"/>
-          <w:sz w:val="22"/>
-          <w:szCs w:val="22"/>
-        </w:rPr>
-        <w:t xml:space="preserve"> that autonomously answers ad-hoc data questions, streamlining scheduled report delivery and reducing manual reporting turnaround for business stakeholders.</w:t>
-      </w:r>
-      <w:r>
-        <w:rPr>
-          <w:rFonts w:hint="default" w:ascii="Calibri" w:hAnsi="Calibri" w:cs="Calibri"/>
-          <w:b w:val="0"/>
-          <w:bCs w:val="0"/>
-          <w:sz w:val="22"/>
-          <w:szCs w:val="22"/>
-          <w:lang w:val="en-US"/>
-        </w:rPr>
-        <w:t xml:space="preserve"> </w:t>
-      </w:r>
-      <w:r>
-        <w:rPr>
-          <w:rFonts w:hint="default" w:asciiTheme="minorHAnsi" w:hAnsiTheme="minorHAnsi" w:cstheme="minorHAnsi"/>
-          <w:b/>
-          <w:bCs/>
-          <w:sz w:val="22"/>
-          <w:szCs w:val="22"/>
-          <w:lang w:val="en-US"/>
-        </w:rPr>
-        <w:t>Agentic AI powered KIRO IDE</w:t>
-      </w:r>
-      <w:r>
-        <w:rPr>
-          <w:rFonts w:hint="default" w:ascii="Calibri" w:hAnsi="Calibri" w:cs="Calibri"/>
-          <w:b w:val="0"/>
-          <w:bCs w:val="0"/>
-          <w:sz w:val="22"/>
-          <w:szCs w:val="22"/>
-        </w:rPr>
-        <w:t>.</w:t>
+          <w:rFonts xmlns:w="http://schemas.openxmlformats.org/wordprocessingml/2006/main" w:hint="default" w:ascii="Calibri" w:hAnsi="Calibri" w:cs="Calibri"/>
+          <w:b xmlns:w="http://schemas.openxmlformats.org/wordprocessingml/2006/main"/>
+          <w:bCs xmlns:w="http://schemas.openxmlformats.org/wordprocessingml/2006/main"/>
+          <w:sz xmlns:w="http://schemas.openxmlformats.org/wordprocessingml/2006/main" w:val="22"/>
+          <w:szCs xmlns:w="http://schemas.openxmlformats.org/wordprocessingml/2006/main" w:val="22"/>
+        </w:rPr>
+        <w:t>Architected autonomous agentic workflows and prompt orchestration </w:t>
+      </w:r>
+      <w:r>
+        <w:rPr>
+          <w:rFonts xmlns:w="http://schemas.openxmlformats.org/wordprocessingml/2006/main" w:hint="default" w:ascii="Calibri" w:hAnsi="Calibri" w:cs="Calibri"/>
+          <w:bCs xmlns:w="http://schemas.openxmlformats.org/wordprocessingml/2006/main"/>
+          <w:sz xmlns:w="http://schemas.openxmlformats.org/wordprocessingml/2006/main" w:val="22"/>
+          <w:szCs xmlns:w="http://schemas.openxmlformats.org/wordprocessingml/2006/main" w:val="22"/>
+        </w:rPr>
+        <w:t xml:space="preserve">utilizing custom generative AI tools (KIRO IDE, GitHub Copilot) to automate schema discovery, data profiling, and code migration, reducing manual delivery turnaround by 40-50%.</w:t>
       </w:r>
     </w:p>
     <w:p>
@@ -1095,50 +914,22 @@
       </w:pPr>
       <w:r>
         <w:rPr>
-          <w:rFonts w:hint="default" w:ascii="Calibri" w:hAnsi="Calibri" w:cs="Calibri"/>
-          <w:b/>
-          <w:bCs/>
-          <w:sz w:val="22"/>
-          <w:szCs w:val="22"/>
-        </w:rPr>
-        <w:t>Engineered a custom Data Profiler tool</w:t>
-      </w:r>
-      <w:r>
-        <w:rPr>
-          <w:rFonts w:hint="default" w:ascii="Calibri" w:hAnsi="Calibri" w:cs="Calibri"/>
-          <w:sz w:val="22"/>
-          <w:szCs w:val="22"/>
-        </w:rPr>
-        <w:t xml:space="preserve"> using </w:t>
-      </w:r>
-      <w:r>
-        <w:rPr>
-          <w:rFonts w:hint="default" w:ascii="Calibri" w:hAnsi="Calibri" w:cs="Calibri"/>
-          <w:b/>
-          <w:bCs/>
-          <w:sz w:val="22"/>
-          <w:szCs w:val="22"/>
-          <w:lang w:val="en-US"/>
-        </w:rPr>
-        <w:t xml:space="preserve">Agentic AI powered </w:t>
-      </w:r>
-      <w:r>
-        <w:rPr>
-          <w:rFonts w:hint="default" w:ascii="Calibri" w:hAnsi="Calibri" w:cs="Calibri"/>
-          <w:b/>
-          <w:bCs/>
-          <w:sz w:val="22"/>
-          <w:szCs w:val="22"/>
-        </w:rPr>
-        <w:t>KIRO IDE</w:t>
-      </w:r>
-      <w:r>
-        <w:rPr>
-          <w:rFonts w:hint="default" w:ascii="Calibri" w:hAnsi="Calibri" w:cs="Calibri"/>
-          <w:sz w:val="22"/>
-          <w:szCs w:val="22"/>
-        </w:rPr>
-        <w:t xml:space="preserve"> to automate the initial assessment of raw datasets, reducing the time spent on manual data discovery by over 40%.</w:t>
+          <w:rFonts xmlns:w="http://schemas.openxmlformats.org/wordprocessingml/2006/main" w:hint="default" w:ascii="Calibri" w:hAnsi="Calibri" w:cs="Calibri"/>
+          <w:b xmlns:w="http://schemas.openxmlformats.org/wordprocessingml/2006/main"/>
+          <w:bCs xmlns:w="http://schemas.openxmlformats.org/wordprocessingml/2006/main"/>
+          <w:sz xmlns:w="http://schemas.openxmlformats.org/wordprocessingml/2006/main" w:val="22"/>
+          <w:szCs xmlns:w="http://schemas.openxmlformats.org/wordprocessingml/2006/main" w:val="22"/>
+        </w:rPr>
+        <w:t>Engineered autonomous machine learning anomaly detection frameworks </w:t>
+      </w:r>
+      <w:r>
+        <w:rPr>
+          <w:rFonts xmlns:w="http://schemas.openxmlformats.org/wordprocessingml/2006/main" w:hint="default" w:ascii="Calibri" w:hAnsi="Calibri" w:cs="Calibri"/>
+          <w:bCs xmlns:w="http://schemas.openxmlformats.org/wordprocessingml/2006/main"/>
+          <w:sz xmlns:w="http://schemas.openxmlformats.org/wordprocessingml/2006/main" w:val="22"/>
+          <w:szCs xmlns:w="http://schemas.openxmlformats.org/wordprocessingml/2006/main" w:val="22"/>
+        </w:rPr>
+        <w:t xml:space="preserve">identifying distribution drift, schema variations, and ETL discrepancies with 95% precision to safeguard downstream BI and pipeline integrity.</w:t>
       </w:r>
     </w:p>
     <w:p>
@@ -1167,7 +958,7 @@
           <w:sz xmlns:w="http://schemas.openxmlformats.org/wordprocessingml/2006/main" w:val="22"/>
           <w:szCs xmlns:w="http://schemas.openxmlformats.org/wordprocessingml/2006/main" w:val="22"/>
         </w:rPr>
-        <w:t>Architected end-to-end predictive machine learning models </w:t>
+        <w:t>Built and deployed predictive machine learning classification models </w:t>
       </w:r>
       <w:r>
         <w:rPr>
@@ -1176,7 +967,7 @@
           <w:sz xmlns:w="http://schemas.openxmlformats.org/wordprocessingml/2006/main" w:val="22"/>
           <w:szCs xmlns:w="http://schemas.openxmlformats.org/wordprocessingml/2006/main" w:val="22"/>
         </w:rPr>
-        <w:t xml:space="preserve">using XGBoost, Random Forests, and Scikit-Learn to forecast IT service demand and capacity planning, optimizing workforce capacity and reducing operational response times by 20% at Charter Communications.</w:t>
+        <w:t xml:space="preserve">leveraging XGBoost, Random Forests, and Scikit-Learn to forecast customer behavior and incident trends, delivering actionable signals that improved operational reliability by 20%.</w:t>
       </w:r>
     </w:p>
     <w:p>
@@ -1207,7 +998,7 @@
           <w:szCs xmlns:w="http://schemas.openxmlformats.org/wordprocessingml/2006/main" w:val="22"/>
           <w:lang xmlns:w="http://schemas.openxmlformats.org/wordprocessingml/2006/main" w:val="en-US"/>
         </w:rPr>
-        <w:t>Designed advanced time-series forecasting frameworks (SARIMA) </w:t>
+        <w:t>Designed advanced time-series forecasting models using SARIMA </w:t>
       </w:r>
       <w:r>
         <w:rPr>
@@ -1217,7 +1008,7 @@
           <w:szCs xmlns:w="http://schemas.openxmlformats.org/wordprocessingml/2006/main" w:val="22"/>
           <w:lang xmlns:w="http://schemas.openxmlformats.org/wordprocessingml/2006/main" w:val="en-US"/>
         </w:rPr>
-        <w:t xml:space="preserve">to predict customer incident volume and truck rolls, driving proactive resource allocation and establishing robust data science solutions for operational excellence.</w:t>
+        <w:t xml:space="preserve">to predict field support demand and resource capacity requirements, optimizing workforce allocation and reducing operational response times by 20%.</w:t>
       </w:r>
     </w:p>
     <w:p>
@@ -1247,7 +1038,7 @@
           <w:sz xmlns:w="http://schemas.openxmlformats.org/wordprocessingml/2006/main" w:val="22"/>
           <w:szCs xmlns:w="http://schemas.openxmlformats.org/wordprocessingml/2006/main" w:val="22"/>
         </w:rPr>
-        <w:t>Engineered proactive anomaly detection and classification systems </w:t>
+        <w:t>Engineered automated testing and evaluation frameworks for Conversational AI </w:t>
       </w:r>
       <w:r>
         <w:rPr>
@@ -1256,7 +1047,7 @@
           <w:sz xmlns:w="http://schemas.openxmlformats.org/wordprocessingml/2006/main" w:val="22"/>
           <w:szCs xmlns:w="http://schemas.openxmlformats.org/wordprocessingml/2006/main" w:val="22"/>
         </w:rPr>
-        <w:t xml:space="preserve">utilizing machine learning algorithms with 95% accuracy to process high-throughput IT service records, identify emerging operational patterns, and mitigate discrepancies.</w:t>
+        <w:t xml:space="preserve">platforms (SpectrumIQ), cutting manual QA turnaround by 50% and accelerating production release cycles for enterprise virtual assistants.</w:t>
       </w:r>
     </w:p>
     <w:p>
@@ -1272,21 +1063,12 @@
       </w:pPr>
       <w:r>
         <w:rPr>
-          <w:rFonts w:hint="default" w:asciiTheme="minorHAnsi" w:hAnsiTheme="minorHAnsi" w:eastAsiaTheme="minorHAnsi" w:cstheme="minorHAnsi"/>
-          <w:b/>
-          <w:bCs/>
-          <w:lang w:val="en-US" w:bidi="ar-SA"/>
-        </w:rPr>
-        <w:t>ETL Developer</w:t>
-      </w:r>
-      <w:r>
-        <w:rPr>
-          <w:rFonts w:hint="default" w:ascii="Calibri" w:hAnsi="Calibri" w:cs="Calibri"/>
-          <w:sz w:val="22"/>
-          <w:szCs w:val="22"/>
-          <w:lang w:val="en-US"/>
-        </w:rPr>
-        <w:t xml:space="preserve"> </w:t>
+          <w:rFonts xmlns:w="http://schemas.openxmlformats.org/wordprocessingml/2006/main" w:hint="default" w:asciiTheme="minorHAnsi" w:hAnsiTheme="minorHAnsi" w:eastAsiaTheme="minorHAnsi" w:cstheme="minorHAnsi"/>
+          <w:b xmlns:w="http://schemas.openxmlformats.org/wordprocessingml/2006/main"/>
+          <w:bCs xmlns:w="http://schemas.openxmlformats.org/wordprocessingml/2006/main"/>
+          <w:lang xmlns:w="http://schemas.openxmlformats.org/wordprocessingml/2006/main" w:val="en-US" w:bidi="ar-SA"/>
+        </w:rPr>
+        <w:t>Data Scientist &amp; Machine Learning Specialist</w:t>
       </w:r>
     </w:p>
     <w:p>
@@ -1315,7 +1097,7 @@
           <w:sz xmlns:w="http://schemas.openxmlformats.org/wordprocessingml/2006/main" w:val="22"/>
           <w:szCs xmlns:w="http://schemas.openxmlformats.org/wordprocessingml/2006/main" w:val="22"/>
         </w:rPr>
-        <w:t>Pioneered agentic AI and automated QA testing frameworks </w:t>
+        <w:t>Architected high-throughput distributed data pipelines and dimensional models </w:t>
       </w:r>
       <w:r>
         <w:rPr>
@@ -1324,7 +1106,7 @@
           <w:sz xmlns:w="http://schemas.openxmlformats.org/wordprocessingml/2006/main" w:val="22"/>
           <w:szCs xmlns:w="http://schemas.openxmlformats.org/wordprocessingml/2006/main" w:val="22"/>
         </w:rPr>
-        <w:t xml:space="preserve">leveraging prompt engineering, Python, and PySpark to accelerate development delivery by 40% and support modern intelligent triaging models for operational infrastructure.</w:t>
+        <w:t xml:space="preserve">(Star/Snowflake schemas, SCD Type 1/2) using Azure (ADF, Databricks, Synapse) and AWS (S3, Redshift) to process hundreds of terabytes with 99.9% availability.</w:t>
       </w:r>
     </w:p>
     <w:p>
@@ -1353,7 +1135,7 @@
           <w:sz xmlns:w="http://schemas.openxmlformats.org/wordprocessingml/2006/main" w:val="22"/>
           <w:szCs xmlns:w="http://schemas.openxmlformats.org/wordprocessingml/2006/main" w:val="22"/>
         </w:rPr>
-        <w:t>Developed dimensional data models and star schemas </w:t>
+        <w:t>Developed automated source-to-target reconciliation firewalls and data lineage </w:t>
       </w:r>
       <w:r>
         <w:rPr>
@@ -1362,7 +1144,7 @@
           <w:sz xmlns:w="http://schemas.openxmlformats.org/wordprocessingml/2006/main" w:val="22"/>
           <w:szCs xmlns:w="http://schemas.openxmlformats.org/wordprocessingml/2006/main" w:val="22"/>
         </w:rPr>
-        <w:t xml:space="preserve">leveraging high-performance SQL and relational database systems to streamline analytical reporting and centralize IT operational metrics.</w:t>
+        <w:t xml:space="preserve">using Collibra to enforce strict data governance and reduce operational incident resolution turnaround by over 80%.</w:t>
       </w:r>
     </w:p>
     <w:p>
@@ -1385,42 +1167,23 @@
       </w:pPr>
       <w:r>
         <w:rPr>
-          <w:rFonts w:hint="default" w:ascii="Calibri" w:hAnsi="Calibri" w:eastAsia="SimSun" w:cs="Calibri"/>
-          <w:b/>
-          <w:bCs/>
-          <w:sz w:val="22"/>
-          <w:szCs w:val="22"/>
-        </w:rPr>
-        <w:t>Engineered an automated, notification-driven Data Quality Audit framework</w:t>
-      </w:r>
-      <w:r>
-        <w:rPr>
-          <w:rFonts w:hint="default" w:ascii="Calibri" w:hAnsi="Calibri" w:eastAsia="SimSun" w:cs="Calibri"/>
-          <w:sz w:val="22"/>
-          <w:szCs w:val="22"/>
-        </w:rPr>
-        <w:t xml:space="preserve"> that streamlined short-term validation cycles; reduced operational turnaround time by </w:t>
-      </w:r>
-      <w:r>
-        <w:rPr>
-          <w:rFonts w:hint="default" w:ascii="Calibri" w:hAnsi="Calibri" w:eastAsia="SimSun" w:cs="Calibri"/>
-          <w:b/>
-          <w:bCs/>
-          <w:sz w:val="22"/>
-          <w:szCs w:val="22"/>
-        </w:rPr>
-        <w:t>over 80%</w:t>
-      </w:r>
-      <w:r>
-        <w:rPr>
-          <w:rFonts w:hint="default" w:ascii="Calibri" w:hAnsi="Calibri" w:eastAsia="SimSun" w:cs="Calibri"/>
-          <w:sz w:val="22"/>
-          <w:szCs w:val="22"/>
-        </w:rPr>
-        <w:t xml:space="preserve"> while ensuring real-time data reliability.</w:t>
-      </w:r>
-      <w:bookmarkStart w:id="0" w:name="_GoBack"/>
-      <w:bookmarkEnd w:id="0"/>
+          <w:rFonts xmlns:w="http://schemas.openxmlformats.org/wordprocessingml/2006/main" w:hint="default" w:ascii="Calibri" w:hAnsi="Calibri" w:eastAsia="SimSun" w:cs="Calibri"/>
+          <w:b xmlns:w="http://schemas.openxmlformats.org/wordprocessingml/2006/main"/>
+          <w:bCs xmlns:w="http://schemas.openxmlformats.org/wordprocessingml/2006/main"/>
+          <w:sz xmlns:w="http://schemas.openxmlformats.org/wordprocessingml/2006/main" w:val="22"/>
+          <w:szCs xmlns:w="http://schemas.openxmlformats.org/wordprocessingml/2006/main" w:val="22"/>
+        </w:rPr>
+        <w:t>Translated complex transactional telemetry into executive corporate strategy </w:t>
+      </w:r>
+      <w:r>
+        <w:rPr>
+          <w:rFonts xmlns:w="http://schemas.openxmlformats.org/wordprocessingml/2006/main" w:hint="default" w:ascii="Calibri" w:hAnsi="Calibri" w:eastAsia="SimSun" w:cs="Calibri"/>
+          <w:bCs xmlns:w="http://schemas.openxmlformats.org/wordprocessingml/2006/main"/>
+          <w:sz xmlns:w="http://schemas.openxmlformats.org/wordprocessingml/2006/main" w:val="22"/>
+          <w:szCs xmlns:w="http://schemas.openxmlformats.org/wordprocessingml/2006/main" w:val="22"/>
+        </w:rPr>
+        <w:t xml:space="preserve">by building Key Operating Metric (KOM) dashboards and semantic models in Power BI (DAX) and Tableau.</w:t>
+      </w:r>
     </w:p>
     <w:p>
       <w:pPr>
@@ -1439,7 +1202,7 @@
           <w:bCs xmlns:w="http://schemas.openxmlformats.org/wordprocessingml/2006/main"/>
           <w:lang xmlns:w="http://schemas.openxmlformats.org/wordprocessingml/2006/main" w:bidi="ar-SA"/>
         </w:rPr>
-        <w:t>Petrochemical Engineer &amp; Operations Analyst</w:t>
+        <w:t>Business Intelligence &amp; Decision Analytics Specialist</w:t>
       </w:r>
     </w:p>
     <w:p>
@@ -1469,7 +1232,7 @@
           <w:sz xmlns:w="http://schemas.openxmlformats.org/wordprocessingml/2006/main" w:val="22"/>
           <w:szCs xmlns:w="http://schemas.openxmlformats.org/wordprocessingml/2006/main" w:val="22"/>
         </w:rPr>
-        <w:t>Optimized industrial process workflows and capacity planning </w:t>
+        <w:t>Designed scalable data solutions and analytical intelligence frameworks </w:t>
       </w:r>
       <w:r>
         <w:rPr>
@@ -1478,7 +1241,7 @@
           <w:sz xmlns:w="http://schemas.openxmlformats.org/wordprocessingml/2006/main" w:val="22"/>
           <w:szCs xmlns:w="http://schemas.openxmlformats.org/wordprocessingml/2006/main" w:val="22"/>
         </w:rPr>
-        <w:t xml:space="preserve">by applying rigorous mathematical and statistical frameworks to analyze operational efficiency and resource utilization.</w:t>
+        <w:t xml:space="preserve">supporting global infrastructure and operational excellence initiatives.</w:t>
       </w:r>
     </w:p>
     <w:p>
@@ -1508,7 +1271,7 @@
           <w:sz xmlns:w="http://schemas.openxmlformats.org/wordprocessingml/2006/main" w:val="22"/>
           <w:szCs xmlns:w="http://schemas.openxmlformats.org/wordprocessingml/2006/main" w:val="22"/>
         </w:rPr>
-        <w:t>Designed cross-functional operational reports and metric dashboards </w:t>
+        <w:t>Partnered with cross-functional engineering teams </w:t>
       </w:r>
       <w:r>
         <w:rPr>
@@ -1517,7 +1280,7 @@
           <w:sz xmlns:w="http://schemas.openxmlformats.org/wordprocessingml/2006/main" w:val="22"/>
           <w:szCs xmlns:w="http://schemas.openxmlformats.org/wordprocessingml/2006/main" w:val="22"/>
         </w:rPr>
-        <w:t xml:space="preserve">to monitor Key Operating Metrics (KOM), translating complex technical data into clear insights for senior stakeholders.</w:t>
+        <w:t xml:space="preserve">to productionize machine learning models and automated monitoring frameworks ensuring operational data integrity.</w:t>
       </w:r>
     </w:p>
     <w:p>
@@ -1548,7 +1311,7 @@
           <w:sz xmlns:w="http://schemas.openxmlformats.org/wordprocessingml/2006/main" w:val="22"/>
           <w:szCs xmlns:w="http://schemas.openxmlformats.org/wordprocessingml/2006/main" w:val="22"/>
         </w:rPr>
-        <w:t>Spearheaded root cause analysis and process failure investigations </w:t>
+        <w:t>Communicated complex analytical insights and model performance metrics </w:t>
       </w:r>
       <w:r>
         <w:rPr>
@@ -1557,7 +1320,7 @@
           <w:sz xmlns:w="http://schemas.openxmlformats.org/wordprocessingml/2006/main" w:val="22"/>
           <w:szCs xmlns:w="http://schemas.openxmlformats.org/wordprocessingml/2006/main" w:val="22"/>
         </w:rPr>
-        <w:t xml:space="preserve">applying systematic troubleshooting methodologies to improve system reliability, safety compliance, and operational uptime.</w:t>
+        <w:t xml:space="preserve">to senior leadership through executive presentations and detailed technical documentation.</w:t>
       </w:r>
     </w:p>
     <w:p>
@@ -1580,22 +1343,21 @@
       </w:pPr>
       <w:r>
         <w:rPr>
-          <w:rFonts xmlns:w="http://schemas.openxmlformats.org/wordprocessingml/2006/main" w:hint="default" w:ascii="Calibri" w:hAnsi="Calibri" w:cs="Calibri"/>
-          <w:b xmlns:w="http://schemas.openxmlformats.org/wordprocessingml/2006/main"/>
-          <w:bCs xmlns:w="http://schemas.openxmlformats.org/wordprocessingml/2006/main"/>
-          <w:sz xmlns:w="http://schemas.openxmlformats.org/wordprocessingml/2006/main" w:val="22"/>
-          <w:szCs xmlns:w="http://schemas.openxmlformats.org/wordprocessingml/2006/main" w:val="22"/>
-        </w:rPr>
-        <w:t>Co-engineered the enterprise-wide Data Advocacy &amp; Governance Program</w:t>
-      </w:r>
-      <w:r>
-        <w:rPr>
-          <w:rFonts xmlns:w="http://schemas.openxmlformats.org/wordprocessingml/2006/main" w:hint="default" w:ascii="Calibri" w:hAnsi="Calibri" w:cs="Calibri"/>
-          <w:bCs xmlns:w="http://schemas.openxmlformats.org/wordprocessingml/2006/main"/>
-          <w:sz xmlns:w="http://schemas.openxmlformats.org/wordprocessingml/2006/main" w:val="22"/>
-          <w:szCs xmlns:w="http://schemas.openxmlformats.org/wordprocessingml/2006/main" w:val="22"/>
-        </w:rPr>
-        <w:t xml:space="preserve"> across insurance portfolios, establishing foundational frameworks for data democratization and organizational accountability.</w:t>
+          <w:rFonts w:hint="default" w:ascii="Calibri" w:hAnsi="Calibri" w:cs="Calibri"/>
+          <w:b/>
+          <w:bCs/>
+          <w:sz w:val="22"/>
+          <w:szCs w:val="22"/>
+        </w:rPr>
+        <w:t>Resolved high-complexity, cross-functional BI challenges</w:t>
+      </w:r>
+      <w:r>
+        <w:rPr>
+          <w:rFonts w:hint="default" w:ascii="Calibri" w:hAnsi="Calibri" w:cs="Calibri"/>
+          <w:sz w:val="22"/>
+          <w:szCs w:val="22"/>
+        </w:rPr>
+        <w:t xml:space="preserve"> by performing advanced statistical analysis to decode intricate data relationships and anomalies, directly influencing strategic business decisions.</w:t>
       </w:r>
     </w:p>
     <w:p>
@@ -2075,6 +1837,13 @@
     <w:family w:val="roman"/>
     <w:pitch w:val="default"/>
     <w:sig w:usb0="E00006FF" w:usb1="420024FF" w:usb2="02000000" w:usb3="00000000" w:csb0="2000019F" w:csb1="00000000"/>
+  </w:font>
+  <w:font w:name="Microsoft YaHei">
+    <w:panose1 w:val="020B0503020204020204"/>
+    <w:charset w:val="86"/>
+    <w:family w:val="auto"/>
+    <w:pitch w:val="default"/>
+    <w:sig w:usb0="80000287" w:usb1="2ACF3C50" w:usb2="00000016" w:usb3="00000000" w:csb0="0004001F" w:csb1="00000000"/>
   </w:font>
 </w:fonts>
 </file>
@@ -2321,6 +2090,7 @@
     <w:rsid w:val="05D617A2"/>
     <w:rsid w:val="06FA0280"/>
     <w:rsid w:val="076012A9"/>
+    <w:rsid w:val="07713742"/>
     <w:rsid w:val="0919607C"/>
     <w:rsid w:val="092D6591"/>
     <w:rsid w:val="09DB613A"/>
@@ -2349,14 +2119,15 @@
     <w:rsid w:val="248B1A81"/>
     <w:rsid w:val="249577B8"/>
     <w:rsid w:val="24CF68B4"/>
-    <w:rsid w:val="2B722945"/>
     <w:rsid w:val="2BAB53B1"/>
+    <w:rsid w:val="2BB85896"/>
     <w:rsid w:val="2BB96D37"/>
     <w:rsid w:val="2C603BDB"/>
     <w:rsid w:val="2C8F472B"/>
     <w:rsid w:val="3013786F"/>
     <w:rsid w:val="3135093F"/>
     <w:rsid w:val="344D27DA"/>
+    <w:rsid w:val="35833459"/>
     <w:rsid w:val="366B5955"/>
     <w:rsid w:val="374259B8"/>
     <w:rsid w:val="383E7EED"/>
@@ -2374,6 +2145,7 @@
     <w:rsid w:val="47E67906"/>
     <w:rsid w:val="47FA2D23"/>
     <w:rsid w:val="495A3BE4"/>
+    <w:rsid w:val="49742590"/>
     <w:rsid w:val="4BA8636F"/>
     <w:rsid w:val="4C2B3CA6"/>
     <w:rsid w:val="4DCE7EE8"/>
@@ -2404,6 +2176,7 @@
     <w:rsid w:val="6F791FD0"/>
     <w:rsid w:val="6FD9000D"/>
     <w:rsid w:val="71974993"/>
+    <w:rsid w:val="728743F3"/>
     <w:rsid w:val="730C43EA"/>
     <w:rsid w:val="738105AF"/>
     <w:rsid w:val="751637A7"/>
